--- a/output/summary/watchlist/FederatedGqlBreakDown-watchlist.docx
+++ b/output/summary/watchlist/FederatedGqlBreakDown-watchlist.docx
@@ -2375,7 +2375,7 @@
                 <w:color w:val="373737"/>
                 <w:sz w:val="18"/>
               </w:rPr>
-              <w:t>G-01–G-03 + G-04</w:t>
+              <w:t>G-01–G-03, G-05 (recommended, PO-gated)</w:t>
             </w:r>
           </w:p>
         </w:tc>
@@ -2394,7 +2394,7 @@
                 <w:color w:val="373737"/>
                 <w:sz w:val="18"/>
               </w:rPr>
-              <w:t>field resolvers + tests</w:t>
+              <w:t>field resolvers. Test coverage/parity tracked outside this Jira pipeline, created manually.</w:t>
             </w:r>
           </w:p>
         </w:tc>

--- a/output/summary/watchlist/FederatedGqlBreakDown-watchlist.docx
+++ b/output/summary/watchlist/FederatedGqlBreakDown-watchlist.docx
@@ -8613,6 +8613,62 @@
               </w:rPr>
               <w:t>WATCHLIST-BE-C-01</w:t>
             </w:r>
+            <w:r>
+              <w:rPr>
+                <w:color w:val="373737"/>
+                <w:sz w:val="18"/>
+              </w:rPr>
+              <w:t xml:space="preserve">, </w:t>
+            </w:r>
+            <w:r>
+              <w:rPr>
+                <w:rFonts w:ascii="Courier New" w:hAnsi="Courier New"/>
+                <w:sz w:val="18"/>
+              </w:rPr>
+              <w:t>WATCHLIST-BE-G-01</w:t>
+            </w:r>
+            <w:r>
+              <w:rPr>
+                <w:color w:val="373737"/>
+                <w:sz w:val="18"/>
+              </w:rPr>
+              <w:t xml:space="preserve">, </w:t>
+            </w:r>
+            <w:r>
+              <w:rPr>
+                <w:rFonts w:ascii="Courier New" w:hAnsi="Courier New"/>
+                <w:sz w:val="18"/>
+              </w:rPr>
+              <w:t>WATCHLIST-BE-G-02</w:t>
+            </w:r>
+            <w:r>
+              <w:rPr>
+                <w:color w:val="373737"/>
+                <w:sz w:val="18"/>
+              </w:rPr>
+              <w:t xml:space="preserve">, </w:t>
+            </w:r>
+            <w:r>
+              <w:rPr>
+                <w:rFonts w:ascii="Courier New" w:hAnsi="Courier New"/>
+                <w:sz w:val="18"/>
+              </w:rPr>
+              <w:t>WATCHLIST-BE-G-03</w:t>
+            </w:r>
+            <w:r>
+              <w:rPr>
+                <w:color w:val="373737"/>
+                <w:sz w:val="18"/>
+              </w:rPr>
+              <w:t xml:space="preserve">, </w:t>
+            </w:r>
+            <w:r>
+              <w:rPr>
+                <w:rFonts w:ascii="Courier New" w:hAnsi="Courier New"/>
+                <w:sz w:val="18"/>
+              </w:rPr>
+              <w:t>WATCHLIST-BE-G-05</w:t>
+            </w:r>
           </w:p>
         </w:tc>
         <w:tc>
@@ -9115,7 +9171,7 @@
                 <w:color w:val="373737"/>
                 <w:sz w:val="18"/>
               </w:rPr>
-              <w:t>2</w:t>
+              <w:t>3</w:t>
             </w:r>
           </w:p>
         </w:tc>
@@ -9140,7 +9196,7 @@
                 <w:rFonts w:ascii="Courier New" w:hAnsi="Courier New"/>
                 <w:sz w:val="18"/>
               </w:rPr>
-              <w:t>WATCHLIST-FE-001</w:t>
+              <w:t>WATCHLIST-FE-002</w:t>
             </w:r>
           </w:p>
         </w:tc>
@@ -9158,7 +9214,7 @@
                 <w:rFonts w:ascii="Courier New" w:hAnsi="Courier New"/>
                 <w:sz w:val="18"/>
               </w:rPr>
-              <w:t>WATCHLIST-FE-001</w:t>
+              <w:t>WATCHLIST-FE-002</w:t>
             </w:r>
             <w:r>
               <w:rPr>
@@ -9172,7 +9228,7 @@
                 <w:rFonts w:ascii="Courier New" w:hAnsi="Courier New"/>
                 <w:sz w:val="18"/>
               </w:rPr>
-              <w:t>WATCHLIST-BE-B-01</w:t>
+              <w:t>WATCHLIST-BE-D-01</w:t>
             </w:r>
             <w:r>
               <w:rPr>
@@ -9186,7 +9242,7 @@
                 <w:rFonts w:ascii="Courier New" w:hAnsi="Courier New"/>
                 <w:sz w:val="18"/>
               </w:rPr>
-              <w:t>WATCHLIST-BE-C-01</w:t>
+              <w:t>WATCHLIST-BE-D-02</w:t>
             </w:r>
           </w:p>
         </w:tc>
@@ -9204,7 +9260,7 @@
                 <w:color w:val="373737"/>
                 <w:sz w:val="18"/>
               </w:rPr>
-              <w:t>Search &amp; listing — needs backend phase C</w:t>
+              <w:t>Writes — needs backend phase D mutations</w:t>
             </w:r>
           </w:p>
         </w:tc>
@@ -9225,7 +9281,7 @@
                 <w:color w:val="373737"/>
                 <w:sz w:val="18"/>
               </w:rPr>
-              <w:t>3</w:t>
+              <w:t>4</w:t>
             </w:r>
           </w:p>
         </w:tc>
@@ -9251,7 +9307,21 @@
                 <w:rFonts w:ascii="Courier New" w:hAnsi="Courier New"/>
                 <w:sz w:val="18"/>
               </w:rPr>
-              <w:t>WATCHLIST-FE-002</w:t>
+              <w:t>WATCHLIST-FE-001</w:t>
+            </w:r>
+            <w:r>
+              <w:rPr>
+                <w:color w:val="373737"/>
+                <w:sz w:val="18"/>
+              </w:rPr>
+              <w:t xml:space="preserve">, 🟡 </w:t>
+            </w:r>
+            <w:r>
+              <w:rPr>
+                <w:rFonts w:ascii="Courier New" w:hAnsi="Courier New"/>
+                <w:sz w:val="18"/>
+              </w:rPr>
+              <w:t>WATCHLIST-FE-003</w:t>
             </w:r>
           </w:p>
         </w:tc>
@@ -9270,7 +9340,7 @@
                 <w:rFonts w:ascii="Courier New" w:hAnsi="Courier New"/>
                 <w:sz w:val="18"/>
               </w:rPr>
-              <w:t>WATCHLIST-FE-002</w:t>
+              <w:t>WATCHLIST-FE-001</w:t>
             </w:r>
             <w:r>
               <w:rPr>
@@ -9284,7 +9354,7 @@
                 <w:rFonts w:ascii="Courier New" w:hAnsi="Courier New"/>
                 <w:sz w:val="18"/>
               </w:rPr>
-              <w:t>WATCHLIST-BE-D-01</w:t>
+              <w:t>WATCHLIST-BE-B-01</w:t>
             </w:r>
             <w:r>
               <w:rPr>
@@ -9298,7 +9368,63 @@
                 <w:rFonts w:ascii="Courier New" w:hAnsi="Courier New"/>
                 <w:sz w:val="18"/>
               </w:rPr>
-              <w:t>WATCHLIST-BE-D-02</w:t>
+              <w:t>WATCHLIST-BE-C-01</w:t>
+            </w:r>
+            <w:r>
+              <w:rPr>
+                <w:color w:val="373737"/>
+                <w:sz w:val="18"/>
+              </w:rPr>
+              <w:t xml:space="preserve">, </w:t>
+            </w:r>
+            <w:r>
+              <w:rPr>
+                <w:rFonts w:ascii="Courier New" w:hAnsi="Courier New"/>
+                <w:sz w:val="18"/>
+              </w:rPr>
+              <w:t>WATCHLIST-BE-G-01</w:t>
+            </w:r>
+            <w:r>
+              <w:rPr>
+                <w:color w:val="373737"/>
+                <w:sz w:val="18"/>
+              </w:rPr>
+              <w:t xml:space="preserve">, </w:t>
+            </w:r>
+            <w:r>
+              <w:rPr>
+                <w:rFonts w:ascii="Courier New" w:hAnsi="Courier New"/>
+                <w:sz w:val="18"/>
+              </w:rPr>
+              <w:t>WATCHLIST-BE-G-02</w:t>
+            </w:r>
+            <w:r>
+              <w:rPr>
+                <w:color w:val="373737"/>
+                <w:sz w:val="18"/>
+              </w:rPr>
+              <w:t xml:space="preserve"> (+2)&lt;br&gt;</w:t>
+            </w:r>
+            <w:r>
+              <w:rPr>
+                <w:rFonts w:ascii="Courier New" w:hAnsi="Courier New"/>
+                <w:sz w:val="18"/>
+              </w:rPr>
+              <w:t>WATCHLIST-FE-003</w:t>
+            </w:r>
+            <w:r>
+              <w:rPr>
+                <w:color w:val="373737"/>
+                <w:sz w:val="18"/>
+              </w:rPr>
+              <w:t xml:space="preserve"> → </w:t>
+            </w:r>
+            <w:r>
+              <w:rPr>
+                <w:rFonts w:ascii="Courier New" w:hAnsi="Courier New"/>
+                <w:sz w:val="18"/>
+              </w:rPr>
+              <w:t>WATCHLIST-BE-E-01</w:t>
             </w:r>
           </w:p>
         </w:tc>
@@ -9306,101 +9432,6 @@
           <w:tcPr>
             <w:tcW w:type="dxa" w:w="2564"/>
             <w:shd w:val="clear" w:color="auto" w:fill="F5F8FF"/>
-            <w:vAlign w:val="top"/>
-          </w:tcPr>
-          <w:p>
-            <w:pPr>
-              <w:jc w:val="left"/>
-            </w:pPr>
-            <w:r>
-              <w:rPr>
-                <w:color w:val="373737"/>
-                <w:sz w:val="18"/>
-              </w:rPr>
-              <w:t>Writes — needs backend phase D mutations</w:t>
-            </w:r>
-          </w:p>
-        </w:tc>
-      </w:tr>
-      <w:tr>
-        <w:tc>
-          <w:tcPr>
-            <w:tcW w:type="dxa" w:w="2564"/>
-            <w:vAlign w:val="top"/>
-          </w:tcPr>
-          <w:p>
-            <w:pPr>
-              <w:jc w:val="left"/>
-            </w:pPr>
-            <w:r>
-              <w:rPr>
-                <w:color w:val="373737"/>
-                <w:sz w:val="18"/>
-              </w:rPr>
-              <w:t>4</w:t>
-            </w:r>
-          </w:p>
-        </w:tc>
-        <w:tc>
-          <w:tcPr>
-            <w:tcW w:type="dxa" w:w="2564"/>
-            <w:vAlign w:val="top"/>
-          </w:tcPr>
-          <w:p>
-            <w:pPr>
-              <w:jc w:val="left"/>
-            </w:pPr>
-            <w:r>
-              <w:rPr>
-                <w:color w:val="373737"/>
-                <w:sz w:val="18"/>
-              </w:rPr>
-              <w:t xml:space="preserve">🟡 </w:t>
-            </w:r>
-            <w:r>
-              <w:rPr>
-                <w:rFonts w:ascii="Courier New" w:hAnsi="Courier New"/>
-                <w:sz w:val="18"/>
-              </w:rPr>
-              <w:t>WATCHLIST-FE-003</w:t>
-            </w:r>
-          </w:p>
-        </w:tc>
-        <w:tc>
-          <w:tcPr>
-            <w:tcW w:type="dxa" w:w="2564"/>
-            <w:vAlign w:val="top"/>
-          </w:tcPr>
-          <w:p>
-            <w:pPr>
-              <w:jc w:val="left"/>
-            </w:pPr>
-            <w:r>
-              <w:rPr>
-                <w:rFonts w:ascii="Courier New" w:hAnsi="Courier New"/>
-                <w:sz w:val="18"/>
-              </w:rPr>
-              <w:t>WATCHLIST-FE-003</w:t>
-            </w:r>
-            <w:r>
-              <w:rPr>
-                <w:color w:val="373737"/>
-                <w:sz w:val="18"/>
-              </w:rPr>
-              <w:t xml:space="preserve"> → </w:t>
-            </w:r>
-            <w:r>
-              <w:rPr>
-                <w:rFonts w:ascii="Courier New" w:hAnsi="Courier New"/>
-                <w:sz w:val="18"/>
-              </w:rPr>
-              <w:t>WATCHLIST-BE-E-01</w:t>
-            </w:r>
-          </w:p>
-        </w:tc>
-        <w:tc>
-          <w:tcPr>
-            <w:tcW w:type="dxa" w:w="2564"/>
             <w:vAlign w:val="top"/>
           </w:tcPr>
           <w:p>
@@ -9443,7 +9474,7 @@
           <w:rFonts w:ascii="Courier New" w:hAnsi="Courier New"/>
           <w:sz w:val="19"/>
         </w:rPr>
-        <w:t>WATCHLIST-FE-001</w:t>
+        <w:t>WATCHLIST-FE-002</w:t>
       </w:r>
       <w:r>
         <w:rPr>
@@ -9457,7 +9488,7 @@
           <w:rFonts w:ascii="Courier New" w:hAnsi="Courier New"/>
           <w:sz w:val="19"/>
         </w:rPr>
-        <w:t>WATCHLIST-FE-002</w:t>
+        <w:t>WATCHLIST-FE-001</w:t>
       </w:r>
       <w:r>
         <w:rPr>
@@ -9635,7 +9666,7 @@
                 <w:color w:val="373737"/>
                 <w:sz w:val="18"/>
               </w:rPr>
-              <w:t>2</w:t>
+              <w:t>3</w:t>
             </w:r>
           </w:p>
         </w:tc>
@@ -9660,7 +9691,7 @@
                 <w:rFonts w:ascii="Courier New" w:hAnsi="Courier New"/>
                 <w:sz w:val="18"/>
               </w:rPr>
-              <w:t>WATCHLIST-FE-001</w:t>
+              <w:t>WATCHLIST-FE-002</w:t>
             </w:r>
             <w:r>
               <w:rPr>
@@ -9685,7 +9716,7 @@
                 <w:color w:val="373737"/>
                 <w:sz w:val="18"/>
               </w:rPr>
-              <w:t>Search &amp; listing — needs backend phase C</w:t>
+              <w:t>Writes — needs backend phase D mutations</w:t>
             </w:r>
           </w:p>
         </w:tc>
@@ -9706,7 +9737,7 @@
                 <w:color w:val="373737"/>
                 <w:sz w:val="18"/>
               </w:rPr>
-              <w:t>3</w:t>
+              <w:t>4</w:t>
             </w:r>
           </w:p>
         </w:tc>
@@ -9725,14 +9756,28 @@
                 <w:color w:val="373737"/>
                 <w:sz w:val="18"/>
               </w:rPr>
-              <w:t xml:space="preserve">🟢 </w:t>
+              <w:t xml:space="preserve">🟡 </w:t>
             </w:r>
             <w:r>
               <w:rPr>
                 <w:rFonts w:ascii="Courier New" w:hAnsi="Courier New"/>
                 <w:sz w:val="18"/>
               </w:rPr>
-              <w:t>WATCHLIST-FE-002</w:t>
+              <w:t>WATCHLIST-FE-003</w:t>
+            </w:r>
+            <w:r>
+              <w:rPr>
+                <w:color w:val="373737"/>
+                <w:sz w:val="18"/>
+              </w:rPr>
+              <w:t xml:space="preserve"> (3–4d)&lt;br&gt;🟢 </w:t>
+            </w:r>
+            <w:r>
+              <w:rPr>
+                <w:rFonts w:ascii="Courier New" w:hAnsi="Courier New"/>
+                <w:sz w:val="18"/>
+              </w:rPr>
+              <w:t>WATCHLIST-FE-001</w:t>
             </w:r>
             <w:r>
               <w:rPr>
@@ -9747,76 +9792,6 @@
           <w:tcPr>
             <w:tcW w:type="dxa" w:w="3419"/>
             <w:shd w:val="clear" w:color="auto" w:fill="F5F8FF"/>
-            <w:vAlign w:val="top"/>
-          </w:tcPr>
-          <w:p>
-            <w:pPr>
-              <w:jc w:val="left"/>
-            </w:pPr>
-            <w:r>
-              <w:rPr>
-                <w:color w:val="373737"/>
-                <w:sz w:val="18"/>
-              </w:rPr>
-              <w:t>Writes — needs backend phase D mutations</w:t>
-            </w:r>
-          </w:p>
-        </w:tc>
-      </w:tr>
-      <w:tr>
-        <w:tc>
-          <w:tcPr>
-            <w:tcW w:type="dxa" w:w="3419"/>
-            <w:vAlign w:val="top"/>
-          </w:tcPr>
-          <w:p>
-            <w:pPr>
-              <w:jc w:val="left"/>
-            </w:pPr>
-            <w:r>
-              <w:rPr>
-                <w:color w:val="373737"/>
-                <w:sz w:val="18"/>
-              </w:rPr>
-              <w:t>4</w:t>
-            </w:r>
-          </w:p>
-        </w:tc>
-        <w:tc>
-          <w:tcPr>
-            <w:tcW w:type="dxa" w:w="3419"/>
-            <w:vAlign w:val="top"/>
-          </w:tcPr>
-          <w:p>
-            <w:pPr>
-              <w:jc w:val="left"/>
-            </w:pPr>
-            <w:r>
-              <w:rPr>
-                <w:color w:val="373737"/>
-                <w:sz w:val="18"/>
-              </w:rPr>
-              <w:t xml:space="preserve">🟡 </w:t>
-            </w:r>
-            <w:r>
-              <w:rPr>
-                <w:rFonts w:ascii="Courier New" w:hAnsi="Courier New"/>
-                <w:sz w:val="18"/>
-              </w:rPr>
-              <w:t>WATCHLIST-FE-003</w:t>
-            </w:r>
-            <w:r>
-              <w:rPr>
-                <w:color w:val="373737"/>
-                <w:sz w:val="18"/>
-              </w:rPr>
-              <w:t xml:space="preserve"> (3–4d)</w:t>
-            </w:r>
-          </w:p>
-        </w:tc>
-        <w:tc>
-          <w:tcPr>
-            <w:tcW w:type="dxa" w:w="3419"/>
             <w:vAlign w:val="top"/>
           </w:tcPr>
           <w:p>

--- a/output/summary/watchlist/FederatedGqlBreakDown-watchlist.docx
+++ b/output/summary/watchlist/FederatedGqlBreakDown-watchlist.docx
@@ -192,7 +192,7 @@
           <w:color w:val="444444"/>
           <w:sz w:val="18"/>
         </w:rPr>
-        <w:t xml:space="preserve">   |   Generated: 2026-07-19</w:t>
+        <w:t xml:space="preserve">   |   Generated: 2026-07-21</w:t>
       </w:r>
     </w:p>
     <w:p>
@@ -6577,6 +6577,54 @@
               <w:t>resolves in-process; no gateway hop</w:t>
             </w:r>
           </w:p>
+          <w:p>
+            <w:pPr>
+              <w:spacing w:after="20"/>
+              <w:ind w:left="173"/>
+            </w:pPr>
+            <w:r>
+              <w:rPr>
+                <w:color w:val="444444"/>
+                <w:sz w:val="17"/>
+              </w:rPr>
+              <w:t xml:space="preserve">• </w:t>
+            </w:r>
+            <w:r>
+              <w:rPr>
+                <w:color w:val="373737"/>
+                <w:sz w:val="17"/>
+              </w:rPr>
+              <w:t xml:space="preserve">Field resolver uses a </w:t>
+            </w:r>
+            <w:r>
+              <w:rPr>
+                <w:rFonts w:ascii="Courier New" w:hAnsi="Courier New"/>
+                <w:sz w:val="17"/>
+              </w:rPr>
+              <w:t>MappedBatchLoader&lt;String, List&lt;SPARK_Watchlist&gt;&gt;</w:t>
+            </w:r>
+            <w:r>
+              <w:rPr>
+                <w:color w:val="373737"/>
+                <w:sz w:val="17"/>
+              </w:rPr>
+              <w:t xml:space="preserve"> (</w:t>
+            </w:r>
+            <w:r>
+              <w:rPr>
+                <w:rFonts w:ascii="Courier New" w:hAnsi="Courier New"/>
+                <w:sz w:val="17"/>
+              </w:rPr>
+              <w:t>watchlistByProductIdLoader</w:t>
+            </w:r>
+            <w:r>
+              <w:rPr>
+                <w:color w:val="373737"/>
+                <w:sz w:val="17"/>
+              </w:rPr>
+              <w:t>) — when the parent query returns N products, watchlists are resolved in 1 batched call (not N)</w:t>
+            </w:r>
+          </w:p>
         </w:tc>
       </w:tr>
       <w:tr>
@@ -8183,7 +8231,7 @@
                 <w:color w:val="373737"/>
                 <w:sz w:val="18"/>
               </w:rPr>
-              <w:t>2026-07-19</w:t>
+              <w:t>2026-07-21</w:t>
             </w:r>
           </w:p>
         </w:tc>

--- a/output/summary/watchlist/FederatedGqlBreakDown-watchlist.docx
+++ b/output/summary/watchlist/FederatedGqlBreakDown-watchlist.docx
@@ -192,7 +192,7 @@
           <w:color w:val="444444"/>
           <w:sz w:val="18"/>
         </w:rPr>
-        <w:t xml:space="preserve">   |   Generated: 2026-07-21</w:t>
+        <w:t xml:space="preserve">   |   Generated: 2026-07-24</w:t>
       </w:r>
     </w:p>
     <w:p>
@@ -8231,7 +8231,7 @@
                 <w:color w:val="373737"/>
                 <w:sz w:val="18"/>
               </w:rPr>
-              <w:t>2026-07-21</w:t>
+              <w:t>2026-07-24</w:t>
             </w:r>
           </w:p>
         </w:tc>
